--- a/01 Tanakh/01 Torah/01 B_reshit/בראשית/בראשית 05.docx
+++ b/01 Tanakh/01 Torah/01 B_reshit/בראשית/בראשית 05.docx
@@ -22214,43 +22214,7 @@
           <w:szCs w:val="28"/>
           <w:rtl w:val="1"/>
         </w:rPr>
-        <w:t xml:space="preserve">י</w:t>
-      </w:r>
-      <w:r>
-        <w:rPr>
-          <w:color w:val="121212"/>
-          <w:sz w:val="28"/>
-          <w:szCs w:val="28"/>
-          <w:rtl w:val="1"/>
-        </w:rPr>
-        <w:t xml:space="preserve">ְ</w:t>
-      </w:r>
-      <w:r>
-        <w:rPr>
-          <w:color w:val="121212"/>
-          <w:sz w:val="28"/>
-          <w:szCs w:val="28"/>
-          <w:rtl w:val="1"/>
-        </w:rPr>
-        <w:t xml:space="preserve">הו</w:t>
-      </w:r>
-      <w:r>
-        <w:rPr>
-          <w:color w:val="121212"/>
-          <w:sz w:val="28"/>
-          <w:szCs w:val="28"/>
-          <w:rtl w:val="1"/>
-        </w:rPr>
-        <w:t xml:space="preserve">ָֽ</w:t>
-      </w:r>
-      <w:r>
-        <w:rPr>
-          <w:color w:val="121212"/>
-          <w:sz w:val="28"/>
-          <w:szCs w:val="28"/>
-          <w:rtl w:val="1"/>
-        </w:rPr>
-        <w:t xml:space="preserve">ה</w:t>
+        <w:t xml:space="preserve">יהוה</w:t>
       </w:r>
       <w:r>
         <w:rPr>
